--- a/submission/main_manuscript.docx
+++ b/submission/main_manuscript.docx
@@ -13214,7 +13214,7 @@
       <w:r>
         <w:drawing>
           <wp:inline>
-            <wp:extent cx="914400" cy="1143616"/>
+            <wp:extent cx="914400" cy="1143344"/>
             <wp:effectExtent b="0" l="0" r="0" t="0"/>
             <wp:docPr descr="image" title="" id="77" name="Picture"/>
             <a:graphic>
@@ -13235,7 +13235,7 @@
                   <pic:spPr bwMode="auto">
                     <a:xfrm>
                       <a:off x="0" y="0"/>
-                      <a:ext cx="914400" cy="1143616"/>
+                      <a:ext cx="914400" cy="1143344"/>
                     </a:xfrm>
                     <a:prstGeom prst="rect">
                       <a:avLst/>

--- a/submission/main_manuscript.docx
+++ b/submission/main_manuscript.docx
@@ -11939,7 +11939,7 @@
           <w:rPr>
             <w:rStyle w:val="Hyperlink"/>
           </w:rPr>
-          <w:t xml:space="preserve">https://doi.org/10.24433/CO.2874343.v1</w:t>
+          <w:t xml:space="preserve">https://doi.org/10.24433/CO.2874343.v2</w:t>
         </w:r>
       </w:hyperlink>
       <w:r>
@@ -11952,7 +11952,7 @@
         <w:rPr>
           <w:rStyle w:val="VerbatimChar"/>
         </w:rPr>
-        <w:t xml:space="preserve">10.24433/CO.2874343.v1</w:t>
+        <w:t xml:space="preserve">10.24433/CO.2874343.v2</w:t>
       </w:r>
       <w:r>
         <w:t xml:space="preserve">).</w:t>

--- a/submission/main_manuscript.docx
+++ b/submission/main_manuscript.docx
@@ -53,7 +53,7 @@
         <w:pStyle w:val="BodyText"/>
       </w:pPr>
       <w:r>
-        <w:t xml:space="preserve">This work received no specific grant from any funding agency in the public, commercial, or not-for-profit sectors. Manuscript submitted August 5, 2026.</w:t>
+        <w:t xml:space="preserve">This work received no specific grant from any funding agency in the public, commercial, or not-for-profit sectors. Manuscript submitted September 28, 2026.</w:t>
       </w:r>
     </w:p>
     <w:p>
